--- a/projects/NexysA7/timing_characterization/docs/Pre_Synth_Timing_Prediction_White_Paper_v3.1.docx
+++ b/projects/NexysA7/timing_characterization/docs/Pre_Synth_Timing_Prediction_White_Paper_v3.1.docx
@@ -16,7 +16,7 @@
           <wp:inline distT="0" distB="0" distL="0" distR="0">
             <wp:extent cx="2286000" cy="2286000"/>
             <wp:effectExtent l="0" t="0" r="0" b="0"/>
-            <wp:docPr id="1" name="Picture 57" descr=""/>
+            <wp:docPr id="1" name="Picture 58" descr=""/>
             <wp:cNvGraphicFramePr>
               <a:graphicFrameLocks xmlns:a="http://schemas.openxmlformats.org/drawingml/2006/main" noChangeAspect="1"/>
             </wp:cNvGraphicFramePr>
@@ -24,7 +24,7 @@
               <a:graphicData uri="http://schemas.openxmlformats.org/drawingml/2006/picture">
                 <pic:pic xmlns:pic="http://schemas.openxmlformats.org/drawingml/2006/picture">
                   <pic:nvPicPr>
-                    <pic:cNvPr id="1" name="Picture 57" descr=""/>
+                    <pic:cNvPr id="1" name="Picture 58" descr=""/>
                     <pic:cNvPicPr>
                       <a:picLocks noChangeAspect="1" noChangeArrowheads="1"/>
                     </pic:cNvPicPr>
@@ -160,7 +160,7 @@
             </w:rPr>
             <w:fldChar w:fldCharType="separate"/>
           </w:r>
-          <w:hyperlink w:anchor="__RefHeading___Toc3366_833217136">
+          <w:hyperlink w:anchor="__RefHeading___Toc3371_2479944193">
             <w:r>
               <w:rPr>
                 <w:webHidden/>
@@ -181,7 +181,7 @@
             </w:tabs>
             <w:rPr/>
           </w:pPr>
-          <w:hyperlink w:anchor="__RefHeading___Toc3368_833217136">
+          <w:hyperlink w:anchor="__RefHeading___Toc3373_2479944193">
             <w:r>
               <w:rPr>
                 <w:webHidden/>
@@ -202,7 +202,7 @@
             </w:tabs>
             <w:rPr/>
           </w:pPr>
-          <w:hyperlink w:anchor="__RefHeading___Toc3370_833217136">
+          <w:hyperlink w:anchor="__RefHeading___Toc3375_2479944193">
             <w:r>
               <w:rPr>
                 <w:webHidden/>
@@ -223,7 +223,7 @@
             </w:tabs>
             <w:rPr/>
           </w:pPr>
-          <w:hyperlink w:anchor="__RefHeading___Toc3372_833217136">
+          <w:hyperlink w:anchor="__RefHeading___Toc3377_2479944193">
             <w:r>
               <w:rPr>
                 <w:webHidden/>
@@ -244,7 +244,7 @@
             </w:tabs>
             <w:rPr/>
           </w:pPr>
-          <w:hyperlink w:anchor="__RefHeading___Toc3374_833217136">
+          <w:hyperlink w:anchor="__RefHeading___Toc3379_2479944193">
             <w:r>
               <w:rPr>
                 <w:webHidden/>
@@ -265,7 +265,7 @@
             </w:tabs>
             <w:rPr/>
           </w:pPr>
-          <w:hyperlink w:anchor="__RefHeading___Toc3376_833217136">
+          <w:hyperlink w:anchor="__RefHeading___Toc3381_2479944193">
             <w:r>
               <w:rPr>
                 <w:webHidden/>
@@ -286,7 +286,7 @@
             </w:tabs>
             <w:rPr/>
           </w:pPr>
-          <w:hyperlink w:anchor="__RefHeading___Toc3378_833217136">
+          <w:hyperlink w:anchor="__RefHeading___Toc3383_2479944193">
             <w:r>
               <w:rPr>
                 <w:webHidden/>
@@ -307,7 +307,7 @@
             </w:tabs>
             <w:rPr/>
           </w:pPr>
-          <w:hyperlink w:anchor="__RefHeading___Toc3380_833217136">
+          <w:hyperlink w:anchor="__RefHeading___Toc3385_2479944193">
             <w:r>
               <w:rPr>
                 <w:webHidden/>
@@ -328,7 +328,7 @@
             </w:tabs>
             <w:rPr/>
           </w:pPr>
-          <w:hyperlink w:anchor="__RefHeading___Toc3382_833217136">
+          <w:hyperlink w:anchor="__RefHeading___Toc3387_2479944193">
             <w:r>
               <w:rPr>
                 <w:webHidden/>
@@ -349,7 +349,7 @@
             </w:tabs>
             <w:rPr/>
           </w:pPr>
-          <w:hyperlink w:anchor="__RefHeading___Toc3384_833217136">
+          <w:hyperlink w:anchor="__RefHeading___Toc3389_2479944193">
             <w:r>
               <w:rPr>
                 <w:webHidden/>
@@ -370,7 +370,7 @@
             </w:tabs>
             <w:rPr/>
           </w:pPr>
-          <w:hyperlink w:anchor="__RefHeading___Toc3386_833217136">
+          <w:hyperlink w:anchor="__RefHeading___Toc3391_2479944193">
             <w:r>
               <w:rPr>
                 <w:webHidden/>
@@ -391,7 +391,7 @@
             </w:tabs>
             <w:rPr/>
           </w:pPr>
-          <w:hyperlink w:anchor="__RefHeading___Toc3388_833217136">
+          <w:hyperlink w:anchor="__RefHeading___Toc3393_2479944193">
             <w:r>
               <w:rPr>
                 <w:webHidden/>
@@ -412,7 +412,7 @@
             </w:tabs>
             <w:rPr/>
           </w:pPr>
-          <w:hyperlink w:anchor="__RefHeading___Toc3390_833217136">
+          <w:hyperlink w:anchor="__RefHeading___Toc3395_2479944193">
             <w:r>
               <w:rPr>
                 <w:webHidden/>
@@ -433,7 +433,7 @@
             </w:tabs>
             <w:rPr/>
           </w:pPr>
-          <w:hyperlink w:anchor="__RefHeading___Toc3392_833217136">
+          <w:hyperlink w:anchor="__RefHeading___Toc3397_2479944193">
             <w:r>
               <w:rPr>
                 <w:webHidden/>
@@ -454,7 +454,7 @@
             </w:tabs>
             <w:rPr/>
           </w:pPr>
-          <w:hyperlink w:anchor="__RefHeading___Toc3394_833217136">
+          <w:hyperlink w:anchor="__RefHeading___Toc3399_2479944193">
             <w:r>
               <w:rPr>
                 <w:webHidden/>
@@ -475,7 +475,7 @@
             </w:tabs>
             <w:rPr/>
           </w:pPr>
-          <w:hyperlink w:anchor="__RefHeading___Toc3396_833217136">
+          <w:hyperlink w:anchor="__RefHeading___Toc3401_2479944193">
             <w:r>
               <w:rPr>
                 <w:webHidden/>
@@ -496,7 +496,7 @@
             </w:tabs>
             <w:rPr/>
           </w:pPr>
-          <w:hyperlink w:anchor="__RefHeading___Toc3398_833217136">
+          <w:hyperlink w:anchor="__RefHeading___Toc3403_2479944193">
             <w:r>
               <w:rPr>
                 <w:webHidden/>
@@ -517,7 +517,7 @@
             </w:tabs>
             <w:rPr/>
           </w:pPr>
-          <w:hyperlink w:anchor="__RefHeading___Toc3400_833217136">
+          <w:hyperlink w:anchor="__RefHeading___Toc3405_2479944193">
             <w:r>
               <w:rPr>
                 <w:webHidden/>
@@ -538,7 +538,7 @@
             </w:tabs>
             <w:rPr/>
           </w:pPr>
-          <w:hyperlink w:anchor="__RefHeading___Toc3402_833217136">
+          <w:hyperlink w:anchor="__RefHeading___Toc3407_2479944193">
             <w:r>
               <w:rPr>
                 <w:webHidden/>
@@ -559,7 +559,7 @@
             </w:tabs>
             <w:rPr/>
           </w:pPr>
-          <w:hyperlink w:anchor="__RefHeading___Toc3404_833217136">
+          <w:hyperlink w:anchor="__RefHeading___Toc3409_2479944193">
             <w:r>
               <w:rPr>
                 <w:webHidden/>
@@ -580,7 +580,7 @@
             </w:tabs>
             <w:rPr/>
           </w:pPr>
-          <w:hyperlink w:anchor="__RefHeading___Toc3406_833217136">
+          <w:hyperlink w:anchor="__RefHeading___Toc3411_2479944193">
             <w:r>
               <w:rPr>
                 <w:webHidden/>
@@ -601,7 +601,7 @@
             </w:tabs>
             <w:rPr/>
           </w:pPr>
-          <w:hyperlink w:anchor="__RefHeading___Toc3408_833217136">
+          <w:hyperlink w:anchor="__RefHeading___Toc3413_2479944193">
             <w:r>
               <w:rPr>
                 <w:webHidden/>
@@ -622,7 +622,7 @@
             </w:tabs>
             <w:rPr/>
           </w:pPr>
-          <w:hyperlink w:anchor="__RefHeading___Toc3410_833217136">
+          <w:hyperlink w:anchor="__RefHeading___Toc3415_2479944193">
             <w:r>
               <w:rPr>
                 <w:webHidden/>
@@ -643,7 +643,7 @@
             </w:tabs>
             <w:rPr/>
           </w:pPr>
-          <w:hyperlink w:anchor="__RefHeading___Toc3412_833217136">
+          <w:hyperlink w:anchor="__RefHeading___Toc3417_2479944193">
             <w:r>
               <w:rPr>
                 <w:webHidden/>
@@ -664,7 +664,7 @@
             </w:tabs>
             <w:rPr/>
           </w:pPr>
-          <w:hyperlink w:anchor="__RefHeading___Toc3414_833217136">
+          <w:hyperlink w:anchor="__RefHeading___Toc3419_2479944193">
             <w:r>
               <w:rPr>
                 <w:webHidden/>
@@ -685,7 +685,7 @@
             </w:tabs>
             <w:rPr/>
           </w:pPr>
-          <w:hyperlink w:anchor="__RefHeading___Toc3416_833217136">
+          <w:hyperlink w:anchor="__RefHeading___Toc3421_2479944193">
             <w:r>
               <w:rPr>
                 <w:webHidden/>
@@ -706,7 +706,7 @@
             </w:tabs>
             <w:rPr/>
           </w:pPr>
-          <w:hyperlink w:anchor="__RefHeading___Toc3418_833217136">
+          <w:hyperlink w:anchor="__RefHeading___Toc3423_2479944193">
             <w:r>
               <w:rPr>
                 <w:webHidden/>
@@ -727,7 +727,7 @@
             </w:tabs>
             <w:rPr/>
           </w:pPr>
-          <w:hyperlink w:anchor="__RefHeading___Toc3420_833217136">
+          <w:hyperlink w:anchor="__RefHeading___Toc3425_2479944193">
             <w:r>
               <w:rPr>
                 <w:webHidden/>
@@ -850,7 +850,7 @@
         <w:spacing w:before="0" w:after="120"/>
         <w:rPr/>
       </w:pPr>
-      <w:bookmarkStart w:id="2" w:name="__RefHeading___Toc3366_833217136"/>
+      <w:bookmarkStart w:id="2" w:name="__RefHeading___Toc3371_2479944193"/>
       <w:bookmarkEnd w:id="2"/>
       <w:r>
         <w:rPr>
@@ -888,7 +888,7 @@
         <w:rPr>
           <w:sz w:val="20"/>
         </w:rPr>
-        <w:t xml:space="preserve"> 2026-06-12</w:t>
+        <w:t xml:space="preserve"> 2026-08-14</w:t>
       </w:r>
     </w:p>
     <w:p>
@@ -985,7 +985,7 @@
         <w:spacing w:before="360" w:after="120"/>
         <w:rPr/>
       </w:pPr>
-      <w:bookmarkStart w:id="4" w:name="__RefHeading___Toc3368_833217136"/>
+      <w:bookmarkStart w:id="4" w:name="__RefHeading___Toc3373_2479944193"/>
       <w:bookmarkStart w:id="5" w:name="Xc942f79fb6c422dc8e30227d5773b23d8280f91"/>
       <w:bookmarkEnd w:id="4"/>
       <w:r>
@@ -1095,7 +1095,22 @@
       </w:pPr>
       <w:r>
         <w:rPr/>
-        <w:t>An FPGA-side companion – with the same workflow and an analogous spreadsheet – is published as a separate addendum README. This document is ASIC-only.</w:t>
+        <w:t xml:space="preserve">An FPGA-side companion – with the same workflow and an analogous spreadsheet – is published as </w:t>
+      </w:r>
+      <w:hyperlink r:id="rId3">
+        <w:r>
+          <w:rPr>
+            <w:rStyle w:val="ListLabel118"/>
+            <w:rFonts w:ascii="Consolas" w:hAnsi="Consolas"/>
+            <w:sz w:val="22"/>
+            <w:sz w:val="22"/>
+          </w:rPr>
+          <w:t>README_FPGA.md</w:t>
+        </w:r>
+      </w:hyperlink>
+      <w:r>
+        <w:rPr/>
+        <w:t xml:space="preserve"> in this same directory. This document is ASIC-only.</w:t>
       </w:r>
     </w:p>
     <w:p>
@@ -1168,7 +1183,7 @@
         <w:spacing w:before="280" w:after="80"/>
         <w:rPr/>
       </w:pPr>
-      <w:bookmarkStart w:id="6" w:name="__RefHeading___Toc3370_833217136"/>
+      <w:bookmarkStart w:id="6" w:name="__RefHeading___Toc3375_2479944193"/>
       <w:bookmarkStart w:id="7" w:name="abstract"/>
       <w:bookmarkEnd w:id="6"/>
       <w:r>
@@ -1513,7 +1528,7 @@
         <w:spacing w:before="280" w:after="80"/>
         <w:rPr/>
       </w:pPr>
-      <w:bookmarkStart w:id="9" w:name="__RefHeading___Toc3372_833217136"/>
+      <w:bookmarkStart w:id="9" w:name="__RefHeading___Toc3377_2479944193"/>
       <w:bookmarkStart w:id="10" w:name="X59154a16df319819ccd8f24152202513e789f91"/>
       <w:bookmarkEnd w:id="9"/>
       <w:r>
@@ -1730,7 +1745,7 @@
         <w:spacing w:before="280" w:after="80"/>
         <w:rPr/>
       </w:pPr>
-      <w:bookmarkStart w:id="12" w:name="__RefHeading___Toc3374_833217136"/>
+      <w:bookmarkStart w:id="12" w:name="__RefHeading___Toc3379_2479944193"/>
       <w:bookmarkStart w:id="13" w:name="high-level-architecture"/>
       <w:bookmarkEnd w:id="12"/>
       <w:r>
@@ -1777,7 +1792,7 @@
                     </pic:cNvPicPr>
                   </pic:nvPicPr>
                   <pic:blipFill>
-                    <a:blip r:embed="rId3"/>
+                    <a:blip r:embed="rId4"/>
                     <a:stretch>
                       <a:fillRect/>
                     </a:stretch>
@@ -1918,7 +1933,7 @@
         <w:spacing w:before="280" w:after="80"/>
         <w:rPr/>
       </w:pPr>
-      <w:bookmarkStart w:id="15" w:name="__RefHeading___Toc3376_833217136"/>
+      <w:bookmarkStart w:id="15" w:name="__RefHeading___Toc3381_2479944193"/>
       <w:bookmarkStart w:id="16" w:name="the-3-edge-pipeline"/>
       <w:bookmarkEnd w:id="15"/>
       <w:r>
@@ -1977,7 +1992,7 @@
                     </pic:cNvPicPr>
                   </pic:nvPicPr>
                   <pic:blipFill>
-                    <a:blip r:embed="rId4"/>
+                    <a:blip r:embed="rId5"/>
                     <a:stretch>
                       <a:fillRect/>
                     </a:stretch>
@@ -2197,7 +2212,7 @@
         <w:spacing w:before="280" w:after="80"/>
         <w:rPr/>
       </w:pPr>
-      <w:bookmarkStart w:id="18" w:name="__RefHeading___Toc3378_833217136"/>
+      <w:bookmarkStart w:id="18" w:name="__RefHeading___Toc3383_2479944193"/>
       <w:bookmarkStart w:id="19" w:name="anti-optimisation-strategy"/>
       <w:bookmarkEnd w:id="18"/>
       <w:r>
@@ -2244,7 +2259,7 @@
                     </pic:cNvPicPr>
                   </pic:nvPicPr>
                   <pic:blipFill>
-                    <a:blip r:embed="rId5"/>
+                    <a:blip r:embed="rId6"/>
                     <a:stretch>
                       <a:fillRect/>
                     </a:stretch>
@@ -2756,7 +2771,7 @@
         <w:spacing w:before="280" w:after="80"/>
         <w:rPr/>
       </w:pPr>
-      <w:bookmarkStart w:id="21" w:name="__RefHeading___Toc3380_833217136"/>
+      <w:bookmarkStart w:id="21" w:name="__RefHeading___Toc3385_2479944193"/>
       <w:bookmarkStart w:id="22" w:name="the-fub-catalog"/>
       <w:bookmarkEnd w:id="21"/>
       <w:r>
@@ -3045,7 +3060,7 @@
                 <w:szCs w:val="24"/>
                 <w:lang w:val="en-US" w:eastAsia="en-US" w:bidi="ar-SA"/>
               </w:rPr>
-              <w:t>fub/nand_chain.sv</w:t>
+              <w:t>rtl/fub/nand_chain.sv</w:t>
             </w:r>
           </w:p>
         </w:tc>
@@ -3223,7 +3238,7 @@
                 <w:szCs w:val="24"/>
                 <w:lang w:val="en-US" w:eastAsia="en-US" w:bidi="ar-SA"/>
               </w:rPr>
-              <w:t>fub/inverter_chain.sv</w:t>
+              <w:t>rtl/fub/inverter_chain.sv</w:t>
             </w:r>
           </w:p>
         </w:tc>
@@ -3381,7 +3396,7 @@
                 <w:szCs w:val="24"/>
                 <w:lang w:val="en-US" w:eastAsia="en-US" w:bidi="ar-SA"/>
               </w:rPr>
-              <w:t>fub/xor_tree.sv</w:t>
+              <w:t>rtl/fub/xor_tree.sv</w:t>
             </w:r>
           </w:p>
         </w:tc>
@@ -3559,7 +3574,7 @@
                 <w:szCs w:val="24"/>
                 <w:lang w:val="en-US" w:eastAsia="en-US" w:bidi="ar-SA"/>
               </w:rPr>
-              <w:t>fub/carry_chain.sv</w:t>
+              <w:t>rtl/fub/carry_chain.sv</w:t>
             </w:r>
           </w:p>
         </w:tc>
@@ -3717,7 +3732,7 @@
                 <w:szCs w:val="24"/>
                 <w:lang w:val="en-US" w:eastAsia="en-US" w:bidi="ar-SA"/>
               </w:rPr>
-              <w:t>fub/multiplier_tree.sv</w:t>
+              <w:t>rtl/fub/multiplier_tree.sv</w:t>
             </w:r>
           </w:p>
         </w:tc>
@@ -3915,7 +3930,7 @@
                 <w:szCs w:val="24"/>
                 <w:lang w:val="en-US" w:eastAsia="en-US" w:bidi="ar-SA"/>
               </w:rPr>
-              <w:t>fub/mux_tree.sv</w:t>
+              <w:t>rtl/fub/mux_tree.sv</w:t>
             </w:r>
           </w:p>
         </w:tc>
@@ -4093,7 +4108,7 @@
                 <w:szCs w:val="24"/>
                 <w:lang w:val="en-US" w:eastAsia="en-US" w:bidi="ar-SA"/>
               </w:rPr>
-              <w:t>fub/queue_depth.sv</w:t>
+              <w:t>rtl/fub/queue_depth.sv</w:t>
             </w:r>
           </w:p>
         </w:tc>
@@ -4271,7 +4286,7 @@
                 <w:szCs w:val="24"/>
                 <w:lang w:val="en-US" w:eastAsia="en-US" w:bidi="ar-SA"/>
               </w:rPr>
-              <w:t>fub/clock_divider_chain.sv</w:t>
+              <w:t>rtl/fub/clock_divider_chain.sv</w:t>
             </w:r>
           </w:p>
         </w:tc>
@@ -4469,7 +4484,7 @@
                 <w:szCs w:val="24"/>
                 <w:lang w:val="en-US" w:eastAsia="en-US" w:bidi="ar-SA"/>
               </w:rPr>
-              <w:t>fub/gray_counter_chain.sv</w:t>
+              <w:t>rtl/fub/gray_counter_chain.sv</w:t>
             </w:r>
           </w:p>
         </w:tc>
@@ -4579,7 +4594,7 @@
         </w:rPr>
         <w:t xml:space="preserve">Per-FUB rationale, recommended sweep ranges, and result interpretation live in </w:t>
       </w:r>
-      <w:hyperlink r:id="rId6">
+      <w:hyperlink r:id="rId7">
         <w:r>
           <w:rPr>
             <w:rStyle w:val="ListLabel118"/>
@@ -4669,7 +4684,7 @@
         <w:spacing w:before="280" w:after="80"/>
         <w:rPr/>
       </w:pPr>
-      <w:bookmarkStart w:id="24" w:name="__RefHeading___Toc3382_833217136"/>
+      <w:bookmarkStart w:id="24" w:name="__RefHeading___Toc3387_2479944193"/>
       <w:bookmarkStart w:id="25" w:name="the-two-source-trees"/>
       <w:bookmarkEnd w:id="24"/>
       <w:r>
@@ -4728,7 +4743,7 @@
                     </pic:cNvPicPr>
                   </pic:nvPicPr>
                   <pic:blipFill>
-                    <a:blip r:embed="rId7"/>
+                    <a:blip r:embed="rId8"/>
                     <a:stretch>
                       <a:fillRect/>
                     </a:stretch>
@@ -4765,7 +4780,7 @@
         <w:spacing w:before="200" w:after="80"/>
         <w:rPr/>
       </w:pPr>
-      <w:bookmarkStart w:id="26" w:name="__RefHeading___Toc3384_833217136"/>
+      <w:bookmarkStart w:id="26" w:name="__RefHeading___Toc3389_2479944193"/>
       <w:bookmarkStart w:id="27" w:name="rtl-the-macro-driven-default"/>
       <w:bookmarkEnd w:id="26"/>
       <w:r>
@@ -5113,7 +5128,7 @@
         <w:spacing w:before="200" w:after="80"/>
         <w:rPr/>
       </w:pPr>
-      <w:bookmarkStart w:id="29" w:name="__RefHeading___Toc3386_833217136"/>
+      <w:bookmarkStart w:id="29" w:name="__RefHeading___Toc3391_2479944193"/>
       <w:bookmarkStart w:id="30" w:name="rtlasic_only-the-macro-free-asic-fork"/>
       <w:bookmarkEnd w:id="29"/>
       <w:r>
@@ -5521,7 +5536,7 @@
         <w:spacing w:before="280" w:after="80"/>
         <w:rPr/>
       </w:pPr>
-      <w:bookmarkStart w:id="33" w:name="__RefHeading___Toc3388_833217136"/>
+      <w:bookmarkStart w:id="33" w:name="__RefHeading___Toc3393_2479944193"/>
       <w:bookmarkStart w:id="34" w:name="the-synthesis-flow"/>
       <w:bookmarkEnd w:id="33"/>
       <w:r>
@@ -5568,7 +5583,7 @@
                     </pic:cNvPicPr>
                   </pic:nvPicPr>
                   <pic:blipFill>
-                    <a:blip r:embed="rId8"/>
+                    <a:blip r:embed="rId9"/>
                     <a:stretch>
                       <a:fillRect/>
                     </a:stretch>
@@ -5630,7 +5645,7 @@
         <w:spacing w:before="200" w:after="80"/>
         <w:rPr/>
       </w:pPr>
-      <w:bookmarkStart w:id="35" w:name="__RefHeading___Toc3390_833217136"/>
+      <w:bookmarkStart w:id="35" w:name="__RefHeading___Toc3395_2479944193"/>
       <w:bookmarkEnd w:id="35"/>
       <w:r>
         <w:rPr>
@@ -5666,7 +5681,7 @@
         <w:rPr>
           <w:rStyle w:val="NormalTok"/>
         </w:rPr>
-        <w:t xml:space="preserve"> projects/components/timing_characterization/rtl/asic_only/syn</w:t>
+        <w:t xml:space="preserve"> projects/NexysA7/timing_characterization/rtl/asic_only/syn</w:t>
       </w:r>
       <w:r>
         <w:rPr/>
@@ -6351,7 +6366,7 @@
         <w:spacing w:before="200" w:after="80"/>
         <w:rPr/>
       </w:pPr>
-      <w:bookmarkStart w:id="37" w:name="__RefHeading___Toc3392_833217136"/>
+      <w:bookmarkStart w:id="37" w:name="__RefHeading___Toc3397_2479944193"/>
       <w:bookmarkEnd w:id="37"/>
       <w:r>
         <w:rPr>
@@ -6539,7 +6554,7 @@
         <w:spacing w:before="280" w:after="80"/>
         <w:rPr/>
       </w:pPr>
-      <w:bookmarkStart w:id="39" w:name="__RefHeading___Toc3394_833217136"/>
+      <w:bookmarkStart w:id="39" w:name="__RefHeading___Toc3399_2479944193"/>
       <w:bookmarkStart w:id="40" w:name="reading-the-reports"/>
       <w:bookmarkEnd w:id="39"/>
       <w:r>
@@ -6642,7 +6657,7 @@
                     </pic:cNvPicPr>
                   </pic:nvPicPr>
                   <pic:blipFill>
-                    <a:blip r:embed="rId9"/>
+                    <a:blip r:embed="rId10"/>
                     <a:stretch>
                       <a:fillRect/>
                     </a:stretch>
@@ -6757,7 +6772,7 @@
         <w:spacing w:before="200" w:after="80"/>
         <w:rPr/>
       </w:pPr>
-      <w:bookmarkStart w:id="41" w:name="__RefHeading___Toc3396_833217136"/>
+      <w:bookmarkStart w:id="41" w:name="__RefHeading___Toc3401_2479944193"/>
       <w:bookmarkStart w:id="42" w:name="comparing-technologies"/>
       <w:bookmarkEnd w:id="41"/>
       <w:r>
@@ -6989,7 +7004,7 @@
         <w:spacing w:before="280" w:after="80"/>
         <w:rPr/>
       </w:pPr>
-      <w:bookmarkStart w:id="45" w:name="__RefHeading___Toc3398_833217136"/>
+      <w:bookmarkStart w:id="45" w:name="__RefHeading___Toc3403_2479944193"/>
       <w:bookmarkStart w:id="46" w:name="verification"/>
       <w:bookmarkEnd w:id="45"/>
       <w:r>
@@ -7036,7 +7051,7 @@
                     </pic:cNvPicPr>
                   </pic:nvPicPr>
                   <pic:blipFill>
-                    <a:blip r:embed="rId10"/>
+                    <a:blip r:embed="rId11"/>
                     <a:stretch>
                       <a:fillRect/>
                     </a:stretch>
@@ -7563,7 +7578,7 @@
         <w:rPr>
           <w:rStyle w:val="NormalTok"/>
         </w:rPr>
-        <w:t xml:space="preserve">    projects/components/timing_characterization/dv/tests/ </w:t>
+        <w:t xml:space="preserve">    projects/NexysA7/timing_characterization/dv/tests/ </w:t>
       </w:r>
       <w:r>
         <w:rPr>
@@ -7747,7 +7762,7 @@
         <w:spacing w:before="280" w:after="80"/>
         <w:rPr/>
       </w:pPr>
-      <w:bookmarkStart w:id="48" w:name="__RefHeading___Toc3400_833217136"/>
+      <w:bookmarkStart w:id="48" w:name="__RefHeading___Toc3405_2479944193"/>
       <w:bookmarkStart w:id="49" w:name="directory-layout"/>
       <w:bookmarkEnd w:id="48"/>
       <w:r>
@@ -7778,7 +7793,7 @@
         <w:rPr>
           <w:rStyle w:val="VerbatimChar"/>
         </w:rPr>
-        <w:t>projects/components/timing_characterization/</w:t>
+        <w:t>projects/NexysA7/timing_characterization/</w:t>
       </w:r>
       <w:r>
         <w:rPr/>
@@ -8217,7 +8232,7 @@
         <w:spacing w:before="200" w:after="80"/>
         <w:rPr/>
       </w:pPr>
-      <w:bookmarkStart w:id="50" w:name="__RefHeading___Toc3402_833217136"/>
+      <w:bookmarkStart w:id="50" w:name="__RefHeading___Toc3407_2479944193"/>
       <w:bookmarkStart w:id="51" w:name="regenerating-the-diagrams"/>
       <w:bookmarkEnd w:id="50"/>
       <w:r>
@@ -8305,7 +8320,7 @@
         <w:rPr>
           <w:rStyle w:val="NormalTok"/>
         </w:rPr>
-        <w:t xml:space="preserve"> projects/components/timing_characterization/assets</w:t>
+        <w:t xml:space="preserve"> projects/NexysA7/timing_characterization/assets</w:t>
       </w:r>
       <w:r>
         <w:rPr/>
@@ -8458,7 +8473,7 @@
         <w:spacing w:before="280" w:after="80"/>
         <w:rPr/>
       </w:pPr>
-      <w:bookmarkStart w:id="54" w:name="__RefHeading___Toc3404_833217136"/>
+      <w:bookmarkStart w:id="54" w:name="__RefHeading___Toc3409_2479944193"/>
       <w:bookmarkStart w:id="55" w:name="limitations-and-intentional-non-features"/>
       <w:bookmarkEnd w:id="54"/>
       <w:r>
@@ -8687,7 +8702,7 @@
         <w:spacing w:before="280" w:after="80"/>
         <w:rPr/>
       </w:pPr>
-      <w:bookmarkStart w:id="57" w:name="__RefHeading___Toc3406_833217136"/>
+      <w:bookmarkStart w:id="57" w:name="__RefHeading___Toc3411_2479944193"/>
       <w:bookmarkStart w:id="58" w:name="X3971f2754d958eb28b2002a500bf765d1425fbd"/>
       <w:bookmarkEnd w:id="57"/>
       <w:r>
@@ -8720,7 +8735,7 @@
         </w:rPr>
         <w:t xml:space="preserve">The methodology’s design-time artifact is a single workbook with three linked sheets: </w:t>
       </w:r>
-      <w:hyperlink r:id="rId11">
+      <w:hyperlink r:id="rId12">
         <w:r>
           <w:rPr>
             <w:rStyle w:val="ListLabel118"/>
@@ -8859,7 +8874,7 @@
         <w:spacing w:before="200" w:after="80"/>
         <w:rPr/>
       </w:pPr>
-      <w:bookmarkStart w:id="59" w:name="__RefHeading___Toc3408_833217136"/>
+      <w:bookmarkStart w:id="59" w:name="__RefHeading___Toc3413_2479944193"/>
       <w:bookmarkStart w:id="60" w:name="Xa2d857cac5ad84712a8cde21963ec2487523b1a"/>
       <w:bookmarkEnd w:id="59"/>
       <w:r>
@@ -10872,7 +10887,7 @@
         <w:spacing w:before="200" w:after="80"/>
         <w:rPr/>
       </w:pPr>
-      <w:bookmarkStart w:id="61" w:name="__RefHeading___Toc3410_833217136"/>
+      <w:bookmarkStart w:id="61" w:name="__RefHeading___Toc3415_2479944193"/>
       <w:bookmarkStart w:id="62" w:name="sheet-2-building-blocks-per-block-swags"/>
       <w:bookmarkEnd w:id="61"/>
       <w:r>
@@ -13250,7 +13265,7 @@
         <w:spacing w:before="200" w:after="80"/>
         <w:rPr/>
       </w:pPr>
-      <w:bookmarkStart w:id="63" w:name="__RefHeading___Toc3412_833217136"/>
+      <w:bookmarkStart w:id="63" w:name="__RefHeading___Toc3417_2479944193"/>
       <w:bookmarkEnd w:id="63"/>
       <w:r>
         <w:rPr>
@@ -13312,7 +13327,7 @@
         </w:rPr>
         <w:t xml:space="preserve"> pair. Walking </w:t>
       </w:r>
-      <w:hyperlink r:id="rId12">
+      <w:hyperlink r:id="rId13">
         <w:r>
           <w:rPr>
             <w:rStyle w:val="ListLabel118"/>
@@ -15279,7 +15294,7 @@
         <w:spacing w:before="200" w:after="80"/>
         <w:rPr/>
       </w:pPr>
-      <w:bookmarkStart w:id="65" w:name="__RefHeading___Toc3414_833217136"/>
+      <w:bookmarkStart w:id="65" w:name="__RefHeading___Toc3419_2479944193"/>
       <w:bookmarkEnd w:id="65"/>
       <w:r>
         <w:rPr>
@@ -15538,7 +15553,7 @@
         <w:spacing w:before="200" w:after="80"/>
         <w:rPr/>
       </w:pPr>
-      <w:bookmarkStart w:id="66" w:name="__RefHeading___Toc3416_833217136"/>
+      <w:bookmarkStart w:id="66" w:name="__RefHeading___Toc3421_2479944193"/>
       <w:bookmarkStart w:id="67" w:name="grounding-how-the-data-got-there"/>
       <w:bookmarkEnd w:id="66"/>
       <w:r>
@@ -15571,7 +15586,7 @@
         </w:rPr>
         <w:t xml:space="preserve">The numbers on sheet 1 come from a single Python driver </w:t>
       </w:r>
-      <w:hyperlink r:id="rId13">
+      <w:hyperlink r:id="rId14">
         <w:r>
           <w:rPr>
             <w:rStyle w:val="ListLabel118"/>
@@ -15626,7 +15641,7 @@
         <w:rPr/>
         <w:t xml:space="preserve">Synthesizes each at two probe sizes (small + large) per corner through Yosys + ABC against ASAP7 RVT, using </w:t>
       </w:r>
-      <w:hyperlink r:id="rId14">
+      <w:hyperlink r:id="rId15">
         <w:r>
           <w:rPr>
             <w:rStyle w:val="ListLabel118"/>
@@ -15679,7 +15694,7 @@
         <w:rPr/>
         <w:t xml:space="preserve">Derives per-level slope and Tflop via linear extrapolation, drops them in </w:t>
       </w:r>
-      <w:hyperlink r:id="rId15">
+      <w:hyperlink r:id="rId16">
         <w:r>
           <w:rPr>
             <w:rStyle w:val="ListLabel118"/>
@@ -15706,7 +15721,7 @@
         </w:rPr>
         <w:t xml:space="preserve">Then </w:t>
       </w:r>
-      <w:hyperlink r:id="rId16">
+      <w:hyperlink r:id="rId17">
         <w:r>
           <w:rPr>
             <w:rStyle w:val="ListLabel118"/>
@@ -15735,7 +15750,7 @@
         </w:rPr>
         <w:t xml:space="preserve">A parallel driver </w:t>
       </w:r>
-      <w:hyperlink r:id="rId17">
+      <w:hyperlink r:id="rId18">
         <w:r>
           <w:rPr>
             <w:rStyle w:val="ListLabel118"/>
@@ -15752,7 +15767,7 @@
         </w:rPr>
         <w:t xml:space="preserve"> runs every STREAM library row (11 distinct blocks) through the same Yosys + ABC flow at TT / FF / SS x three target frequencies (99 cells, all clean, ~9 minutes wall-clock). Output is </w:t>
       </w:r>
-      <w:hyperlink r:id="rId18">
+      <w:hyperlink r:id="rId19">
         <w:r>
           <w:rPr>
             <w:rStyle w:val="ListLabel118"/>
@@ -15777,7 +15792,7 @@
         <w:spacing w:before="200" w:after="80"/>
         <w:rPr/>
       </w:pPr>
-      <w:bookmarkStart w:id="68" w:name="__RefHeading___Toc3418_833217136"/>
+      <w:bookmarkStart w:id="68" w:name="__RefHeading___Toc3423_2479944193"/>
       <w:bookmarkStart w:id="69" w:name="the-point"/>
       <w:bookmarkEnd w:id="68"/>
       <w:r>
@@ -15909,7 +15924,7 @@
         <w:spacing w:before="280" w:after="80"/>
         <w:rPr/>
       </w:pPr>
-      <w:bookmarkStart w:id="72" w:name="__RefHeading___Toc3420_833217136"/>
+      <w:bookmarkStart w:id="72" w:name="__RefHeading___Toc3425_2479944193"/>
       <w:bookmarkStart w:id="73" w:name="navigation"/>
       <w:bookmarkEnd w:id="72"/>
       <w:r>
@@ -15944,7 +15959,7 @@
         <w:rPr/>
         <w:t xml:space="preserve">AI assistance guide: </w:t>
       </w:r>
-      <w:hyperlink r:id="rId19">
+      <w:hyperlink r:id="rId20">
         <w:r>
           <w:rPr>
             <w:rStyle w:val="ListLabel118"/>
@@ -15969,7 +15984,7 @@
         <w:rPr/>
         <w:t xml:space="preserve">Product requirements: </w:t>
       </w:r>
-      <w:hyperlink r:id="rId20">
+      <w:hyperlink r:id="rId21">
         <w:r>
           <w:rPr>
             <w:rStyle w:val="ListLabel118"/>
@@ -15994,7 +16009,7 @@
         <w:rPr/>
         <w:t xml:space="preserve">Task tracking: </w:t>
       </w:r>
-      <w:hyperlink r:id="rId21">
+      <w:hyperlink r:id="rId22">
         <w:r>
           <w:rPr>
             <w:rStyle w:val="ListLabel118"/>
@@ -16019,7 +16034,7 @@
         <w:rPr/>
         <w:t xml:space="preserve">Per-FUB synthesis recipes: </w:t>
       </w:r>
-      <w:hyperlink r:id="rId22">
+      <w:hyperlink r:id="rId23">
         <w:r>
           <w:rPr>
             <w:rStyle w:val="ListLabel118"/>
@@ -16044,7 +16059,7 @@
         <w:rPr/>
         <w:t xml:space="preserve">Multi-flow constraint file: </w:t>
       </w:r>
-      <w:hyperlink r:id="rId23">
+      <w:hyperlink r:id="rId24">
         <w:r>
           <w:rPr>
             <w:rStyle w:val="ListLabel118"/>
@@ -16069,7 +16084,7 @@
         <w:rPr/>
         <w:t xml:space="preserve">ASIC-only constraint file: </w:t>
       </w:r>
-      <w:hyperlink r:id="rId24">
+      <w:hyperlink r:id="rId25">
         <w:r>
           <w:rPr>
             <w:rStyle w:val="ListLabel118"/>
@@ -16094,7 +16109,7 @@
         <w:rPr/>
         <w:t xml:space="preserve">Open-source flow driver: </w:t>
       </w:r>
-      <w:hyperlink r:id="rId25">
+      <w:hyperlink r:id="rId26">
         <w:r>
           <w:rPr>
             <w:rStyle w:val="ListLabel118"/>
@@ -16119,7 +16134,7 @@
         <w:rPr/>
         <w:t xml:space="preserve">Design-time budget worksheet: </w:t>
       </w:r>
-      <w:hyperlink r:id="rId26">
+      <w:hyperlink r:id="rId27">
         <w:r>
           <w:rPr>
             <w:rStyle w:val="ListLabel118"/>
@@ -16144,7 +16159,7 @@
         <w:rPr/>
         <w:t xml:space="preserve">Workbook generator: </w:t>
       </w:r>
-      <w:hyperlink r:id="rId27">
+      <w:hyperlink r:id="rId28">
         <w:r>
           <w:rPr>
             <w:rStyle w:val="ListLabel118"/>
@@ -16169,7 +16184,7 @@
         <w:rPr/>
         <w:t xml:space="preserve">Per-primitive ASAP7 probe driver: </w:t>
       </w:r>
-      <w:hyperlink r:id="rId28">
+      <w:hyperlink r:id="rId29">
         <w:r>
           <w:rPr>
             <w:rStyle w:val="ListLabel118"/>
@@ -16194,7 +16209,7 @@
         <w:rPr/>
         <w:t xml:space="preserve">Per-block STREAM library sweep: </w:t>
       </w:r>
-      <w:hyperlink r:id="rId29">
+      <w:hyperlink r:id="rId30">
         <w:r>
           <w:rPr>
             <w:rStyle w:val="ListLabel118"/>
@@ -16219,7 +16234,7 @@
         <w:rPr/>
         <w:t xml:space="preserve">Merged ASAP7 RVT Liberty builder: </w:t>
       </w:r>
-      <w:hyperlink r:id="rId30">
+      <w:hyperlink r:id="rId31">
         <w:r>
           <w:rPr>
             <w:rStyle w:val="ListLabel118"/>
@@ -16244,7 +16259,7 @@
         <w:rPr/>
         <w:t xml:space="preserve">Primitive characterization data: </w:t>
       </w:r>
-      <w:hyperlink r:id="rId31">
+      <w:hyperlink r:id="rId32">
         <w:r>
           <w:rPr>
             <w:rStyle w:val="ListLabel118"/>
@@ -16269,7 +16284,7 @@
         <w:rPr/>
         <w:t xml:space="preserve">STREAM library sweep results: </w:t>
       </w:r>
-      <w:hyperlink r:id="rId32">
+      <w:hyperlink r:id="rId33">
         <w:r>
           <w:rPr>
             <w:rStyle w:val="ListLabel118"/>
@@ -16294,7 +16309,7 @@
         <w:rPr/>
         <w:t xml:space="preserve">Components area: </w:t>
       </w:r>
-      <w:hyperlink r:id="rId33">
+      <w:hyperlink r:id="rId34">
         <w:r>
           <w:rPr>
             <w:rStyle w:val="ListLabel118"/>
@@ -16320,7 +16335,7 @@
         <w:rPr/>
         <w:t xml:space="preserve">Repository guide: </w:t>
       </w:r>
-      <w:hyperlink r:id="rId34">
+      <w:hyperlink r:id="rId35">
         <w:r>
           <w:rPr>
             <w:rStyle w:val="ListLabel118"/>
@@ -16335,9 +16350,9 @@
       <w:bookmarkEnd w:id="73"/>
     </w:p>
     <w:sectPr>
-      <w:footerReference w:type="even" r:id="rId35"/>
-      <w:footerReference w:type="default" r:id="rId36"/>
-      <w:footerReference w:type="first" r:id="rId37"/>
+      <w:footerReference w:type="even" r:id="rId36"/>
+      <w:footerReference w:type="default" r:id="rId37"/>
+      <w:footerReference w:type="first" r:id="rId38"/>
       <w:type w:val="nextPage"/>
       <w:pgSz w:w="12240" w:h="15840"/>
       <w:pgMar w:left="1440" w:right="1440" w:gutter="0" w:header="0" w:top="1440" w:footer="720" w:bottom="1440"/>
